--- a/DocFiles/Chemistry/Bal.Eqn_Full.docx
+++ b/DocFiles/Chemistry/Bal.Eqn_Full.docx
@@ -5878,156 +5878,7 @@
       <w:pBdr>
         <w:top w:val="thinThickSmallGap" w:sz="24" w:space="1" w:color="622423" w:themeColor="accent2" w:themeShade="7F"/>
       </w:pBdr>
-      <w:rPr>
-        <w:rFonts w:asciiTheme="majorHAnsi" w:hAnsiTheme="majorHAnsi"/>
-      </w:rPr>
     </w:pPr>
-    <w:r>
-      <w:rPr>
-        <w:rFonts w:asciiTheme="majorHAnsi" w:hAnsiTheme="majorHAnsi"/>
-      </w:rPr>
-      <w:t>Rajat Kalia Education</w:t>
-    </w:r>
-    <w:r>
-      <w:rPr>
-        <w:rFonts w:asciiTheme="majorHAnsi" w:hAnsiTheme="majorHAnsi"/>
-      </w:rPr>
-      <w:t xml:space="preserve"> (Crtically Acclaimed)</w:t>
-    </w:r>
-    <w:r>
-      <w:rPr>
-        <w:rFonts w:asciiTheme="majorHAnsi" w:hAnsiTheme="majorHAnsi"/>
-      </w:rPr>
-      <w:tab/>
-    </w:r>
-    <w:r>
-      <w:rPr>
-        <w:rFonts w:asciiTheme="majorHAnsi" w:hAnsiTheme="majorHAnsi"/>
-      </w:rPr>
-      <w:t xml:space="preserve">             </w:t>
-    </w:r>
-    <w:r>
-      <w:rPr>
-        <w:rFonts w:asciiTheme="majorHAnsi" w:hAnsiTheme="majorHAnsi"/>
-      </w:rPr>
-      <w:t>SC0 24</w:t>
-    </w:r>
-    <w:r>
-      <w:rPr>
-        <w:rFonts w:asciiTheme="majorHAnsi" w:hAnsiTheme="majorHAnsi"/>
-      </w:rPr>
-      <w:t>, T</w:t>
-    </w:r>
-    <w:r>
-      <w:rPr>
-        <w:rFonts w:asciiTheme="majorHAnsi" w:hAnsiTheme="majorHAnsi"/>
-      </w:rPr>
-      <w:t>.</w:t>
-    </w:r>
-    <w:r>
-      <w:rPr>
-        <w:rFonts w:asciiTheme="majorHAnsi" w:hAnsiTheme="majorHAnsi"/>
-      </w:rPr>
-      <w:t>F</w:t>
-    </w:r>
-    <w:r>
-      <w:rPr>
-        <w:rFonts w:asciiTheme="majorHAnsi" w:hAnsiTheme="majorHAnsi"/>
-      </w:rPr>
-      <w:t>.</w:t>
-    </w:r>
-    <w:r>
-      <w:rPr>
-        <w:rFonts w:asciiTheme="majorHAnsi" w:hAnsiTheme="majorHAnsi"/>
-      </w:rPr>
-      <w:t xml:space="preserve"> </w:t>
-    </w:r>
-    <w:r>
-      <w:rPr>
-        <w:rFonts w:asciiTheme="majorHAnsi" w:hAnsiTheme="majorHAnsi"/>
-      </w:rPr>
-      <w:t>,41-D,CHD</w:t>
-    </w:r>
-    <w:r>
-      <w:rPr>
-        <w:rFonts w:asciiTheme="majorHAnsi" w:hAnsiTheme="majorHAnsi"/>
-      </w:rPr>
-      <w:t xml:space="preserve">               </w:t>
-    </w:r>
-    <w:r>
-      <w:rPr>
-        <w:rFonts w:asciiTheme="majorHAnsi" w:hAnsiTheme="majorHAnsi"/>
-      </w:rPr>
-      <w:t>+91</w:t>
-    </w:r>
-    <w:r>
-      <w:rPr>
-        <w:rFonts w:asciiTheme="majorHAnsi" w:hAnsiTheme="majorHAnsi"/>
-      </w:rPr>
-      <w:t>-</w:t>
-    </w:r>
-    <w:r>
-      <w:rPr>
-        <w:rFonts w:asciiTheme="majorHAnsi" w:hAnsiTheme="majorHAnsi"/>
-      </w:rPr>
-      <w:t>814</w:t>
-    </w:r>
-    <w:r>
-      <w:rPr>
-        <w:rFonts w:asciiTheme="majorHAnsi" w:hAnsiTheme="majorHAnsi"/>
-      </w:rPr>
-      <w:t>-</w:t>
-    </w:r>
-    <w:r>
-      <w:rPr>
-        <w:rFonts w:asciiTheme="majorHAnsi" w:hAnsiTheme="majorHAnsi"/>
-      </w:rPr>
-      <w:t>646</w:t>
-    </w:r>
-    <w:r>
-      <w:rPr>
-        <w:rFonts w:asciiTheme="majorHAnsi" w:hAnsiTheme="majorHAnsi"/>
-      </w:rPr>
-      <w:t>-</w:t>
-    </w:r>
-    <w:r>
-      <w:rPr>
-        <w:rFonts w:asciiTheme="majorHAnsi" w:hAnsiTheme="majorHAnsi"/>
-      </w:rPr>
-      <w:t>3753</w:t>
-    </w:r>
-  </w:p>
-  <w:p>
-    <w:pPr>
-      <w:pStyle w:val="Footer"/>
-      <w:pBdr>
-        <w:top w:val="thinThickSmallGap" w:sz="24" w:space="1" w:color="622423" w:themeColor="accent2" w:themeShade="7F"/>
-      </w:pBdr>
-    </w:pPr>
-    <w:r>
-      <w:rPr>
-        <w:rFonts w:asciiTheme="majorHAnsi" w:hAnsiTheme="majorHAnsi"/>
-      </w:rPr>
-      <w:t>https://rajatkalia.in.net</w:t>
-    </w:r>
-    <w:r>
-      <w:rPr>
-        <w:rFonts w:asciiTheme="majorHAnsi" w:hAnsiTheme="majorHAnsi"/>
-      </w:rPr>
-      <w:tab/>
-    </w:r>
-    <w:r>
-      <w:rPr>
-        <w:rFonts w:asciiTheme="majorHAnsi" w:hAnsiTheme="majorHAnsi"/>
-      </w:rPr>
-      <w:t xml:space="preserve"> </w:t>
-    </w:r>
-    <w:r>
-      <w:rPr>
-        <w:rFonts w:asciiTheme="majorHAnsi" w:hAnsiTheme="majorHAnsi"/>
-      </w:rPr>
-      <w:t xml:space="preserve">                                                 #764, 41-A, Chanidgarh             +91-172-262-8742</w:t>
-    </w:r>
   </w:p>
 </w:ftr>
 </file>
@@ -6635,7 +6486,7 @@
 </file>
 
 <file path=customXml/itemProps1.xml><?xml version="1.0" encoding="utf-8"?>
-<ds:datastoreItem xmlns:ds="http://schemas.openxmlformats.org/officeDocument/2006/customXml" ds:itemID="{A7F64D9A-14FE-4D2F-BA40-DCF4A1E78941}">
+<ds:datastoreItem xmlns:ds="http://schemas.openxmlformats.org/officeDocument/2006/customXml" ds:itemID="{85BBEFFE-47CC-47E4-A823-C1D90EBB28FF}">
   <ds:schemaRefs>
     <ds:schemaRef ds:uri="http://schemas.openxmlformats.org/officeDocument/2006/bibliography"/>
   </ds:schemaRefs>
